--- a/assets/modelo-folga.docx
+++ b/assets/modelo-folga.docx
@@ -159,8 +159,6 @@
               </w:rPr>
               <w:t>2026</w:t>
             </w:r>
-            <w:bookmarkStart w:id="0" w:name="_GoBack"/>
-            <w:bookmarkEnd w:id="0"/>
           </w:p>
         </w:tc>
         <w:tc>
@@ -399,23 +397,21 @@
               </w:rPr>
               <w:t xml:space="preserve"> – </w:t>
             </w:r>
-            <w:proofErr w:type="spellStart"/>
+            <w:r>
+              <w:rPr>
+                <w:rFonts w:ascii="Arial" w:hAnsi="Arial" w:cs="Arial"/>
+                <w:color w:val="000000"/>
+                <w:sz w:val="24"/>
+              </w:rPr>
+              <w:t xml:space="preserve"> </w:t>
+            </w:r>
             <w:r>
               <w:rPr>
                 <w:rFonts w:ascii="Arial" w:hAnsi="Arial" w:cs="Arial"/>
                 <w:sz w:val="24"/>
                 <w:szCs w:val="24"/>
               </w:rPr>
-              <w:t>Sonaira</w:t>
-            </w:r>
-            <w:proofErr w:type="spellEnd"/>
-            <w:r>
-              <w:rPr>
-                <w:rFonts w:ascii="Arial" w:hAnsi="Arial" w:cs="Arial"/>
-                <w:sz w:val="24"/>
-                <w:szCs w:val="24"/>
-              </w:rPr>
-              <w:t xml:space="preserve"> Soares da Cruz Albuquerque</w:t>
+              <w:t>Alexandre Mendonca de Lima</w:t>
             </w:r>
           </w:p>
         </w:tc>
@@ -502,7 +498,7 @@
                 <w:rFonts w:ascii="Arial" w:hAnsi="Arial" w:cs="Arial"/>
                 <w:b/>
               </w:rPr>
-              <w:t xml:space="preserve">Daniel Lima </w:t>
+              <w:t xml:space="preserve">Mariane Silvestre </w:t>
             </w:r>
             <w:proofErr w:type="spellStart"/>
             <w:r>
@@ -510,7 +506,21 @@
                 <w:rFonts w:ascii="Arial" w:hAnsi="Arial" w:cs="Arial"/>
                 <w:b/>
               </w:rPr>
-              <w:t>Kayatt</w:t>
+              <w:t>Quin</w:t>
+            </w:r>
+            <w:r>
+              <w:rPr>
+                <w:rFonts w:ascii="Arial" w:hAnsi="Arial" w:cs="Arial"/>
+                <w:b/>
+              </w:rPr>
+              <w:t>h</w:t>
+            </w:r>
+            <w:r>
+              <w:rPr>
+                <w:rFonts w:ascii="Arial" w:hAnsi="Arial" w:cs="Arial"/>
+                <w:b/>
+              </w:rPr>
+              <w:t>ones</w:t>
             </w:r>
             <w:proofErr w:type="spellEnd"/>
           </w:p>
@@ -579,6 +589,8 @@
           <w:szCs w:val="20"/>
         </w:rPr>
       </w:pPr>
+      <w:bookmarkStart w:id="0" w:name="_GoBack"/>
+      <w:bookmarkEnd w:id="0"/>
     </w:p>
     <w:p>
       <w:pPr>
@@ -610,7 +622,6 @@
         <w:rPr>
           <w:rFonts w:ascii="Arial" w:hAnsi="Arial" w:cs="Arial"/>
           <w:b/>
-          <w:sz w:val="24"/>
           <w:szCs w:val="20"/>
         </w:rPr>
         <w:t>ASSUNTO: Folga referente ao banco de horas acumulado.</w:t>
@@ -619,8 +630,7 @@
     <w:p/>
     <w:tbl>
       <w:tblPr>
-        <w:tblW w:type="auto" w:w="0"/>
-        <w:tblLook w:firstColumn="1" w:firstRow="1" w:lastColumn="0" w:lastRow="0" w:noHBand="0" w:noVBand="1" w:val="04A0"/>
+        <w:tblW w:w="0" w:type="auto"/>
         <w:tblBorders>
           <w:top w:val="single" w:sz="12" w:space="0" w:color="2C2C2C"/>
           <w:left w:val="single" w:sz="12" w:space="0" w:color="2C2C2C"/>
@@ -629,13 +639,14 @@
           <w:insideH w:val="single" w:sz="6" w:space="0" w:color="CCCCCC"/>
           <w:insideV w:val="single" w:sz="6" w:space="0" w:color="CCCCCC"/>
         </w:tblBorders>
+        <w:tblLook w:val="04A0" w:firstRow="1" w:lastRow="0" w:firstColumn="1" w:lastColumn="0" w:noHBand="0" w:noVBand="1"/>
       </w:tblPr>
       <w:tblGrid>
-        <w:gridCol w:w="1928"/>
-        <w:gridCol w:w="1928"/>
-        <w:gridCol w:w="1928"/>
-        <w:gridCol w:w="1928"/>
-        <w:gridCol w:w="1928"/>
+        <w:gridCol w:w="2261"/>
+        <w:gridCol w:w="2002"/>
+        <w:gridCol w:w="1514"/>
+        <w:gridCol w:w="1603"/>
+        <w:gridCol w:w="2228"/>
       </w:tblGrid>
       <w:tr>
         <w:trPr>
@@ -643,8 +654,8 @@
         </w:trPr>
         <w:tc>
           <w:tcPr>
-            <w:tcW w:type="dxa" w:w="4032"/>
-            <w:shd w:fill="E7E6E6"/>
+            <w:tcW w:w="4032" w:type="dxa"/>
+            <w:shd w:val="clear" w:color="auto" w:fill="E7E6E6"/>
             <w:tcMar>
               <w:top w:w="100" w:type="dxa"/>
               <w:left w:w="100" w:type="dxa"/>
@@ -662,7 +673,6 @@
               <w:rPr>
                 <w:rFonts w:ascii="Arial" w:hAnsi="Arial"/>
                 <w:b/>
-                <w:color w:val="000000"/>
                 <w:sz w:val="22"/>
               </w:rPr>
               <w:t>NOME</w:t>
@@ -671,8 +681,8 @@
         </w:tc>
         <w:tc>
           <w:tcPr>
-            <w:tcW w:type="dxa" w:w="3312"/>
-            <w:shd w:fill="E7E6E6"/>
+            <w:tcW w:w="3312" w:type="dxa"/>
+            <w:shd w:val="clear" w:color="auto" w:fill="E7E6E6"/>
             <w:tcMar>
               <w:top w:w="100" w:type="dxa"/>
               <w:left w:w="100" w:type="dxa"/>
@@ -690,7 +700,6 @@
               <w:rPr>
                 <w:rFonts w:ascii="Arial" w:hAnsi="Arial"/>
                 <w:b/>
-                <w:color w:val="000000"/>
                 <w:sz w:val="22"/>
               </w:rPr>
               <w:t>CARGO</w:t>
@@ -699,8 +708,8 @@
         </w:tc>
         <w:tc>
           <w:tcPr>
-            <w:tcW w:type="dxa" w:w="2304"/>
-            <w:shd w:fill="E7E6E6"/>
+            <w:tcW w:w="2304" w:type="dxa"/>
+            <w:shd w:val="clear" w:color="auto" w:fill="E7E6E6"/>
             <w:tcMar>
               <w:top w:w="100" w:type="dxa"/>
               <w:left w:w="100" w:type="dxa"/>
@@ -718,7 +727,6 @@
               <w:rPr>
                 <w:rFonts w:ascii="Arial" w:hAnsi="Arial"/>
                 <w:b/>
-                <w:color w:val="000000"/>
                 <w:sz w:val="22"/>
               </w:rPr>
               <w:t>TIPO DE FOLGA</w:t>
@@ -727,8 +735,8 @@
         </w:tc>
         <w:tc>
           <w:tcPr>
-            <w:tcW w:type="dxa" w:w="2160"/>
-            <w:shd w:fill="E7E6E6"/>
+            <w:tcW w:w="2160" w:type="dxa"/>
+            <w:shd w:val="clear" w:color="auto" w:fill="E7E6E6"/>
             <w:tcMar>
               <w:top w:w="100" w:type="dxa"/>
               <w:left w:w="100" w:type="dxa"/>
@@ -746,7 +754,6 @@
               <w:rPr>
                 <w:rFonts w:ascii="Arial" w:hAnsi="Arial"/>
                 <w:b/>
-                <w:color w:val="000000"/>
                 <w:sz w:val="22"/>
               </w:rPr>
               <w:t>DATA DA FOLGA</w:t>
@@ -755,8 +762,8 @@
         </w:tc>
         <w:tc>
           <w:tcPr>
-            <w:tcW w:type="dxa" w:w="3312"/>
-            <w:shd w:fill="E7E6E6"/>
+            <w:tcW w:w="3312" w:type="dxa"/>
+            <w:shd w:val="clear" w:color="auto" w:fill="E7E6E6"/>
             <w:tcMar>
               <w:top w:w="100" w:type="dxa"/>
               <w:left w:w="100" w:type="dxa"/>
@@ -774,7 +781,6 @@
               <w:rPr>
                 <w:rFonts w:ascii="Arial" w:hAnsi="Arial"/>
                 <w:b/>
-                <w:color w:val="000000"/>
                 <w:sz w:val="22"/>
               </w:rPr>
               <w:t>ASSINATURA DO SERVIDOR</w:t>
@@ -788,7 +794,7 @@
         </w:trPr>
         <w:tc>
           <w:tcPr>
-            <w:tcW w:type="dxa" w:w="4032"/>
+            <w:tcW w:w="4032" w:type="dxa"/>
             <w:tcMar>
               <w:top w:w="100" w:type="dxa"/>
               <w:left w:w="100" w:type="dxa"/>
@@ -800,13 +806,10 @@
           <w:p>
             <w:pPr>
               <w:spacing w:before="80" w:after="80"/>
-              <w:jc w:val="left"/>
             </w:pPr>
             <w:r>
               <w:rPr>
                 <w:rFonts w:ascii="Arial" w:hAnsi="Arial"/>
-                <w:b w:val="0"/>
-                <w:color w:val="000000"/>
                 <w:sz w:val="22"/>
               </w:rPr>
               <w:t>&lt;&lt;nome&gt;&gt;</w:t>
@@ -815,7 +818,7 @@
         </w:tc>
         <w:tc>
           <w:tcPr>
-            <w:tcW w:type="dxa" w:w="3312"/>
+            <w:tcW w:w="3312" w:type="dxa"/>
             <w:tcMar>
               <w:top w:w="100" w:type="dxa"/>
               <w:left w:w="100" w:type="dxa"/>
@@ -832,8 +835,6 @@
             <w:r>
               <w:rPr>
                 <w:rFonts w:ascii="Arial" w:hAnsi="Arial"/>
-                <w:b w:val="0"/>
-                <w:color w:val="000000"/>
                 <w:sz w:val="22"/>
               </w:rPr>
               <w:t>&lt;&lt;cargo&gt;&gt;</w:t>
@@ -842,7 +843,7 @@
         </w:tc>
         <w:tc>
           <w:tcPr>
-            <w:tcW w:type="dxa" w:w="2304"/>
+            <w:tcW w:w="2304" w:type="dxa"/>
             <w:tcMar>
               <w:top w:w="100" w:type="dxa"/>
               <w:left w:w="100" w:type="dxa"/>
@@ -859,8 +860,6 @@
             <w:r>
               <w:rPr>
                 <w:rFonts w:ascii="Arial" w:hAnsi="Arial"/>
-                <w:b w:val="0"/>
-                <w:color w:val="000000"/>
                 <w:sz w:val="22"/>
               </w:rPr>
               <w:t>&lt;&lt;tipo&gt;&gt;</w:t>
@@ -869,7 +868,7 @@
         </w:tc>
         <w:tc>
           <w:tcPr>
-            <w:tcW w:type="dxa" w:w="2160"/>
+            <w:tcW w:w="2160" w:type="dxa"/>
             <w:tcMar>
               <w:top w:w="100" w:type="dxa"/>
               <w:left w:w="100" w:type="dxa"/>
@@ -887,7 +886,6 @@
               <w:rPr>
                 <w:rFonts w:ascii="Arial" w:hAnsi="Arial"/>
                 <w:b/>
-                <w:color w:val="000000"/>
                 <w:sz w:val="22"/>
               </w:rPr>
               <w:t>&lt;&lt;datas&gt;&gt;</w:t>
@@ -896,7 +894,7 @@
         </w:tc>
         <w:tc>
           <w:tcPr>
-            <w:tcW w:type="dxa" w:w="3312"/>
+            <w:tcW w:w="3312" w:type="dxa"/>
             <w:tcMar>
               <w:top w:w="100" w:type="dxa"/>
               <w:left w:w="100" w:type="dxa"/>
@@ -910,14 +908,6 @@
               <w:spacing w:before="80" w:after="80"/>
               <w:jc w:val="center"/>
             </w:pPr>
-            <w:r>
-              <w:rPr>
-                <w:rFonts w:ascii="Arial" w:hAnsi="Arial"/>
-                <w:b w:val="0"/>
-                <w:color w:val="000000"/>
-                <w:sz w:val="22"/>
-              </w:rPr>
-            </w:r>
           </w:p>
         </w:tc>
       </w:tr>

--- a/assets/modelo-folga.docx
+++ b/assets/modelo-folga.docx
@@ -347,6 +347,7 @@
           <w:p>
             <w:pPr>
               <w:pStyle w:val="Ttulo4"/>
+              <w:jc w:val="both"/>
               <w:rPr>
                 <w:rFonts w:ascii="Arial" w:hAnsi="Arial" w:cs="Arial"/>
               </w:rPr>
@@ -368,6 +369,7 @@
           <w:p>
             <w:pPr>
               <w:pStyle w:val="Ttulo4"/>
+              <w:jc w:val="both"/>
               <w:rPr>
                 <w:rFonts w:ascii="Arial" w:hAnsi="Arial" w:cs="Arial"/>
               </w:rPr>
@@ -456,6 +458,7 @@
           </w:tcPr>
           <w:p>
             <w:pPr>
+              <w:jc w:val="both"/>
               <w:rPr>
                 <w:rFonts w:ascii="Arial" w:hAnsi="Arial" w:cs="Arial"/>
               </w:rPr>
@@ -476,6 +479,7 @@
           </w:tcPr>
           <w:p>
             <w:pPr>
+              <w:jc w:val="both"/>
               <w:rPr>
                 <w:rFonts w:ascii="Arial" w:hAnsi="Arial" w:cs="Arial"/>
               </w:rPr>
@@ -526,22 +530,25 @@
           </w:p>
           <w:p>
             <w:pPr>
-              <w:rPr>
-                <w:rFonts w:ascii="Arial" w:hAnsi="Arial" w:cs="Arial"/>
-                <w:b/>
-              </w:rPr>
-            </w:pPr>
-          </w:p>
-          <w:p>
-            <w:pPr>
-              <w:rPr>
-                <w:rFonts w:ascii="Arial" w:hAnsi="Arial" w:cs="Arial"/>
-                <w:b/>
-              </w:rPr>
-            </w:pPr>
-          </w:p>
-          <w:p>
-            <w:pPr>
+              <w:jc w:val="both"/>
+              <w:rPr>
+                <w:rFonts w:ascii="Arial" w:hAnsi="Arial" w:cs="Arial"/>
+                <w:b/>
+              </w:rPr>
+            </w:pPr>
+          </w:p>
+          <w:p>
+            <w:pPr>
+              <w:jc w:val="both"/>
+              <w:rPr>
+                <w:rFonts w:ascii="Arial" w:hAnsi="Arial" w:cs="Arial"/>
+                <w:b/>
+              </w:rPr>
+            </w:pPr>
+          </w:p>
+          <w:p>
+            <w:pPr>
+              <w:jc w:val="both"/>
               <w:rPr>
                 <w:rFonts w:ascii="Arial" w:hAnsi="Arial" w:cs="Arial"/>
                 <w:b/>
@@ -570,6 +577,8 @@
             </w:pPr>
           </w:p>
         </w:tc>
+        <w:bookmarkStart w:id="0" w:name="_GoBack"/>
+        <w:bookmarkEnd w:id="0"/>
       </w:tr>
     </w:tbl>
     <w:p>
@@ -589,8 +598,6 @@
           <w:szCs w:val="20"/>
         </w:rPr>
       </w:pPr>
-      <w:bookmarkStart w:id="0" w:name="_GoBack"/>
-      <w:bookmarkEnd w:id="0"/>
     </w:p>
     <w:p>
       <w:pPr>
@@ -806,6 +813,7 @@
           <w:p>
             <w:pPr>
               <w:spacing w:before="80" w:after="80"/>
+              <w:jc w:val="center"/>
             </w:pPr>
             <w:r>
               <w:rPr>
